--- a/assets/templates_docx/Mod. Info 1.docx
+++ b/assets/templates_docx/Mod. Info 1.docx
@@ -23,27 +23,7 @@
           <w:lang w:eastAsia="pt-BR"/>
           <w14:ligatures w14:val="none"/>
         </w:rPr>
-        <w:t>Consoante art. 9º, parágrafo único, inciso I da Instrução Normativa nº 255/2023-DG/PF, informo que na data de hoje</w:t>
-      </w:r>
-      <w:r>
-        <w:rPr>
-          <w:rFonts w:ascii="Calibri" w:eastAsia="Times New Roman" w:hAnsi="Calibri" w:cs="Calibri"/>
-          <w:color w:val="000000"/>
-          <w:kern w:val="0"/>
-          <w:lang w:eastAsia="pt-BR"/>
-          <w14:ligatures w14:val="none"/>
-        </w:rPr>
-        <w:t xml:space="preserve"> </w:t>
-      </w:r>
-      <w:r>
-        <w:rPr>
-          <w:rFonts w:ascii="Calibri" w:eastAsia="Times New Roman" w:hAnsi="Calibri" w:cs="Calibri"/>
-          <w:color w:val="000000"/>
-          <w:kern w:val="0"/>
-          <w:lang w:eastAsia="pt-BR"/>
-          <w14:ligatures w14:val="none"/>
-        </w:rPr>
-        <w:t>foram realizadas consultas aos sistemas SEI e </w:t>
+        <w:t>Consoante art. 9º, parágrafo único, inciso I da Instrução Normativa nº 255/2023-DG/PF, informo que na data de hoje foram realizadas consultas aos sistemas SEI e </w:t>
       </w:r>
       <w:proofErr w:type="spellStart"/>
       <w:r>
@@ -186,17 +166,7 @@
                 <w:lang w:eastAsia="pt-BR"/>
                 <w14:ligatures w14:val="none"/>
               </w:rPr>
-              <w:t> </w:t>
-            </w:r>
-            <w:r>
-              <w:rPr>
-                <w:rFonts w:ascii="Calibri" w:eastAsia="Times New Roman" w:hAnsi="Calibri" w:cs="Calibri"/>
-                <w:color w:val="000000"/>
-                <w:kern w:val="0"/>
-                <w:lang w:eastAsia="pt-BR"/>
-                <w14:ligatures w14:val="none"/>
-              </w:rPr>
-              <w:t>&lt;</w:t>
+              <w:t> &lt;</w:t>
             </w:r>
             <w:proofErr w:type="spellStart"/>
             <w:r>
@@ -257,51 +227,17 @@
                 <w:lang w:eastAsia="pt-BR"/>
                 <w14:ligatures w14:val="none"/>
               </w:rPr>
-              <w:t>Tipo do documento</w:t>
-            </w:r>
-            <w:r>
-              <w:rPr>
-                <w:rFonts w:ascii="Calibri" w:eastAsia="Times New Roman" w:hAnsi="Calibri" w:cs="Calibri"/>
-                <w:b/>
-                <w:bCs/>
-                <w:color w:val="000000"/>
-                <w:kern w:val="0"/>
-                <w:lang w:eastAsia="pt-BR"/>
-                <w14:ligatures w14:val="none"/>
-              </w:rPr>
-              <w:t xml:space="preserve"> de origem</w:t>
-            </w:r>
-            <w:r>
-              <w:rPr>
-                <w:rFonts w:ascii="Calibri" w:eastAsia="Times New Roman" w:hAnsi="Calibri" w:cs="Calibri"/>
-                <w:b/>
-                <w:bCs/>
-                <w:color w:val="000000"/>
-                <w:kern w:val="0"/>
-                <w:lang w:eastAsia="pt-BR"/>
-                <w14:ligatures w14:val="none"/>
-              </w:rPr>
-              <w:t>:</w:t>
-            </w:r>
-            <w:r>
-              <w:rPr>
-                <w:rFonts w:ascii="Calibri" w:eastAsia="Times New Roman" w:hAnsi="Calibri" w:cs="Calibri"/>
-                <w:color w:val="000000"/>
-                <w:kern w:val="0"/>
-                <w:lang w:eastAsia="pt-BR"/>
-                <w14:ligatures w14:val="none"/>
-              </w:rPr>
-              <w:t> </w:t>
-            </w:r>
-            <w:r>
-              <w:rPr>
-                <w:rFonts w:ascii="Calibri" w:eastAsia="Times New Roman" w:hAnsi="Calibri" w:cs="Calibri"/>
-                <w:color w:val="000000"/>
-                <w:kern w:val="0"/>
-                <w:lang w:eastAsia="pt-BR"/>
-                <w14:ligatures w14:val="none"/>
-              </w:rPr>
-              <w:t>&lt;</w:t>
+              <w:t>Tipo do documento de origem:</w:t>
+            </w:r>
+            <w:r>
+              <w:rPr>
+                <w:rFonts w:ascii="Calibri" w:eastAsia="Times New Roman" w:hAnsi="Calibri" w:cs="Calibri"/>
+                <w:color w:val="000000"/>
+                <w:kern w:val="0"/>
+                <w:lang w:eastAsia="pt-BR"/>
+                <w14:ligatures w14:val="none"/>
+              </w:rPr>
+              <w:t> &lt;</w:t>
             </w:r>
             <w:proofErr w:type="spellStart"/>
             <w:r>
@@ -382,17 +318,7 @@
                 <w:lang w:eastAsia="pt-BR"/>
                 <w14:ligatures w14:val="none"/>
               </w:rPr>
-              <w:t>o</w:t>
-            </w:r>
-            <w:r>
-              <w:rPr>
-                <w:rFonts w:ascii="Calibri" w:eastAsia="Times New Roman" w:hAnsi="Calibri" w:cs="Calibri"/>
-                <w:color w:val="000000"/>
-                <w:kern w:val="0"/>
-                <w:lang w:eastAsia="pt-BR"/>
-                <w14:ligatures w14:val="none"/>
-              </w:rPr>
-              <w:t>rgao_origem</w:t>
+              <w:t>orgao_origem</w:t>
             </w:r>
             <w:proofErr w:type="spellEnd"/>
             <w:r>
@@ -635,17 +561,7 @@
                 <w:lang w:eastAsia="pt-BR"/>
                 <w14:ligatures w14:val="none"/>
               </w:rPr>
-              <w:t> </w:t>
-            </w:r>
-            <w:r>
-              <w:rPr>
-                <w:rFonts w:ascii="Calibri" w:eastAsia="Times New Roman" w:hAnsi="Calibri" w:cs="Calibri"/>
-                <w:color w:val="000000"/>
-                <w:kern w:val="0"/>
-                <w:lang w:eastAsia="pt-BR"/>
-                <w14:ligatures w14:val="none"/>
-              </w:rPr>
-              <w:t>&lt;</w:t>
+              <w:t> &lt;</w:t>
             </w:r>
             <w:proofErr w:type="spellStart"/>
             <w:r>
@@ -720,39 +636,17 @@
                 <w:lang w:eastAsia="pt-BR"/>
                 <w14:ligatures w14:val="none"/>
               </w:rPr>
-              <w:t xml:space="preserve"> vinculado</w:t>
-            </w:r>
-            <w:r>
-              <w:rPr>
-                <w:rFonts w:ascii="Calibri" w:eastAsia="Times New Roman" w:hAnsi="Calibri" w:cs="Calibri"/>
-                <w:b/>
-                <w:bCs/>
-                <w:color w:val="000000"/>
-                <w:kern w:val="0"/>
-                <w:lang w:eastAsia="pt-BR"/>
-                <w14:ligatures w14:val="none"/>
-              </w:rPr>
-              <w:t>:</w:t>
-            </w:r>
-            <w:r>
-              <w:rPr>
-                <w:rFonts w:ascii="Calibri" w:eastAsia="Times New Roman" w:hAnsi="Calibri" w:cs="Calibri"/>
-                <w:color w:val="000000"/>
-                <w:kern w:val="0"/>
-                <w:lang w:eastAsia="pt-BR"/>
-                <w14:ligatures w14:val="none"/>
-              </w:rPr>
-              <w:t> </w:t>
-            </w:r>
-            <w:r>
-              <w:rPr>
-                <w:rFonts w:ascii="Calibri" w:eastAsia="Times New Roman" w:hAnsi="Calibri" w:cs="Calibri"/>
-                <w:color w:val="000000"/>
-                <w:kern w:val="0"/>
-                <w:lang w:eastAsia="pt-BR"/>
-                <w14:ligatures w14:val="none"/>
-              </w:rPr>
-              <w:t>-</w:t>
+              <w:t xml:space="preserve"> vinculado:</w:t>
+            </w:r>
+            <w:r>
+              <w:rPr>
+                <w:rFonts w:ascii="Calibri" w:eastAsia="Times New Roman" w:hAnsi="Calibri" w:cs="Calibri"/>
+                <w:color w:val="000000"/>
+                <w:kern w:val="0"/>
+                <w:lang w:eastAsia="pt-BR"/>
+                <w14:ligatures w14:val="none"/>
+              </w:rPr>
+              <w:t> -</w:t>
             </w:r>
           </w:p>
         </w:tc>
@@ -866,31 +760,7 @@
                 <w:lang w:eastAsia="pt-BR"/>
                 <w14:ligatures w14:val="none"/>
               </w:rPr>
-              <w:t xml:space="preserve">Dados </w:t>
-            </w:r>
-            <w:r>
-              <w:rPr>
-                <w:rFonts w:ascii="Calibri" w:eastAsia="Times New Roman" w:hAnsi="Calibri" w:cs="Calibri"/>
-                <w:b/>
-                <w:bCs/>
-                <w:color w:val="000000"/>
-                <w:kern w:val="0"/>
-                <w:lang w:eastAsia="pt-BR"/>
-                <w14:ligatures w14:val="none"/>
-              </w:rPr>
-              <w:t>P</w:t>
-            </w:r>
-            <w:r>
-              <w:rPr>
-                <w:rFonts w:ascii="Calibri" w:eastAsia="Times New Roman" w:hAnsi="Calibri" w:cs="Calibri"/>
-                <w:b/>
-                <w:bCs/>
-                <w:color w:val="000000"/>
-                <w:kern w:val="0"/>
-                <w:lang w:eastAsia="pt-BR"/>
-                <w14:ligatures w14:val="none"/>
-              </w:rPr>
-              <w:t>esquisados</w:t>
+              <w:t>Dados Pesquisados</w:t>
             </w:r>
           </w:p>
         </w:tc>
@@ -929,39 +799,17 @@
                 <w:lang w:eastAsia="pt-BR"/>
                 <w14:ligatures w14:val="none"/>
               </w:rPr>
-              <w:t xml:space="preserve">Nº </w:t>
-            </w:r>
-            <w:r>
-              <w:rPr>
-                <w:rFonts w:ascii="Calibri" w:eastAsia="Times New Roman" w:hAnsi="Calibri" w:cs="Calibri"/>
-                <w:b/>
-                <w:bCs/>
-                <w:color w:val="000000"/>
-                <w:kern w:val="0"/>
-                <w:lang w:eastAsia="pt-BR"/>
-                <w14:ligatures w14:val="none"/>
-              </w:rPr>
-              <w:t>SEI/PF:</w:t>
-            </w:r>
-            <w:r>
-              <w:rPr>
-                <w:rFonts w:ascii="Calibri" w:eastAsia="Times New Roman" w:hAnsi="Calibri" w:cs="Calibri"/>
-                <w:color w:val="000000"/>
-                <w:kern w:val="0"/>
-                <w:lang w:eastAsia="pt-BR"/>
-                <w14:ligatures w14:val="none"/>
-              </w:rPr>
-              <w:t> </w:t>
-            </w:r>
-            <w:r>
-              <w:rPr>
-                <w:rFonts w:ascii="Calibri" w:eastAsia="Times New Roman" w:hAnsi="Calibri" w:cs="Calibri"/>
-                <w:color w:val="000000"/>
-                <w:kern w:val="0"/>
-                <w:lang w:eastAsia="pt-BR"/>
-                <w14:ligatures w14:val="none"/>
-              </w:rPr>
-              <w:t>-</w:t>
+              <w:t>Nº SEI/PF:</w:t>
+            </w:r>
+            <w:r>
+              <w:rPr>
+                <w:rFonts w:ascii="Calibri" w:eastAsia="Times New Roman" w:hAnsi="Calibri" w:cs="Calibri"/>
+                <w:color w:val="000000"/>
+                <w:kern w:val="0"/>
+                <w:lang w:eastAsia="pt-BR"/>
+                <w14:ligatures w14:val="none"/>
+              </w:rPr>
+              <w:t> -</w:t>
             </w:r>
           </w:p>
         </w:tc>
@@ -1035,17 +883,7 @@
                 <w:lang w:eastAsia="pt-BR"/>
                 <w14:ligatures w14:val="none"/>
               </w:rPr>
-              <w:t> </w:t>
-            </w:r>
-            <w:r>
-              <w:rPr>
-                <w:rFonts w:ascii="Calibri" w:eastAsia="Times New Roman" w:hAnsi="Calibri" w:cs="Calibri"/>
-                <w:color w:val="000000"/>
-                <w:kern w:val="0"/>
-                <w:lang w:eastAsia="pt-BR"/>
-                <w14:ligatures w14:val="none"/>
-              </w:rPr>
-              <w:t>-</w:t>
+              <w:t> -</w:t>
             </w:r>
           </w:p>
         </w:tc>
@@ -1096,19 +934,7 @@
                 <w:lang w:eastAsia="pt-BR"/>
                 <w14:ligatures w14:val="none"/>
               </w:rPr>
-              <w:t>S</w:t>
-            </w:r>
-            <w:r>
-              <w:rPr>
-                <w:rFonts w:ascii="Calibri" w:eastAsia="Times New Roman" w:hAnsi="Calibri" w:cs="Calibri"/>
-                <w:b/>
-                <w:bCs/>
-                <w:color w:val="000000"/>
-                <w:kern w:val="0"/>
-                <w:lang w:eastAsia="pt-BR"/>
-                <w14:ligatures w14:val="none"/>
-              </w:rPr>
-              <w:t>iscart</w:t>
+              <w:t>Siscart</w:t>
             </w:r>
             <w:proofErr w:type="spellEnd"/>
             <w:r>
@@ -1205,17 +1031,7 @@
                 <w:lang w:eastAsia="pt-BR"/>
                 <w14:ligatures w14:val="none"/>
               </w:rPr>
-              <w:t> </w:t>
-            </w:r>
-            <w:r>
-              <w:rPr>
-                <w:rFonts w:ascii="Calibri" w:eastAsia="Times New Roman" w:hAnsi="Calibri" w:cs="Calibri"/>
-                <w:color w:val="000000"/>
-                <w:kern w:val="0"/>
-                <w:lang w:eastAsia="pt-BR"/>
-                <w14:ligatures w14:val="none"/>
-              </w:rPr>
-              <w:t>-</w:t>
+              <w:t> -</w:t>
             </w:r>
           </w:p>
         </w:tc>
@@ -1253,43 +1069,7 @@
                 <w:lang w:eastAsia="pt-BR"/>
                 <w14:ligatures w14:val="none"/>
               </w:rPr>
-              <w:t xml:space="preserve">Nº </w:t>
-            </w:r>
-            <w:r>
-              <w:rPr>
-                <w:rFonts w:ascii="Calibri" w:eastAsia="Times New Roman" w:hAnsi="Calibri" w:cs="Calibri"/>
-                <w:b/>
-                <w:bCs/>
-                <w:color w:val="000000"/>
-                <w:kern w:val="0"/>
-                <w:lang w:eastAsia="pt-BR"/>
-                <w14:ligatures w14:val="none"/>
-              </w:rPr>
-              <w:t>NF</w:t>
-            </w:r>
-            <w:r>
-              <w:rPr>
-                <w:rFonts w:ascii="Calibri" w:eastAsia="Times New Roman" w:hAnsi="Calibri" w:cs="Calibri"/>
-                <w:b/>
-                <w:bCs/>
-                <w:color w:val="000000"/>
-                <w:kern w:val="0"/>
-                <w:lang w:eastAsia="pt-BR"/>
-                <w14:ligatures w14:val="none"/>
-              </w:rPr>
-              <w:t>/</w:t>
-            </w:r>
-            <w:r>
-              <w:rPr>
-                <w:rFonts w:ascii="Calibri" w:eastAsia="Times New Roman" w:hAnsi="Calibri" w:cs="Calibri"/>
-                <w:b/>
-                <w:bCs/>
-                <w:color w:val="000000"/>
-                <w:kern w:val="0"/>
-                <w:lang w:eastAsia="pt-BR"/>
-                <w14:ligatures w14:val="none"/>
-              </w:rPr>
-              <w:t>MPF: </w:t>
+              <w:t>Nº NF/MPF: </w:t>
             </w:r>
             <w:r>
               <w:rPr>
@@ -1336,19 +1116,7 @@
                 <w:lang w:eastAsia="pt-BR"/>
                 <w14:ligatures w14:val="none"/>
               </w:rPr>
-              <w:t>Nomes/Dados Envolvidos</w:t>
-            </w:r>
-            <w:r>
-              <w:rPr>
-                <w:rFonts w:ascii="Calibri" w:eastAsia="Times New Roman" w:hAnsi="Calibri" w:cs="Calibri"/>
-                <w:b/>
-                <w:bCs/>
-                <w:color w:val="000000"/>
-                <w:kern w:val="0"/>
-                <w:lang w:eastAsia="pt-BR"/>
-                <w14:ligatures w14:val="none"/>
-              </w:rPr>
-              <w:t>: </w:t>
+              <w:t>Nomes/Dados Envolvidos: </w:t>
             </w:r>
             <w:r>
               <w:rPr>
@@ -1514,27 +1282,7 @@
           <w:lang w:eastAsia="pt-BR"/>
           <w14:ligatures w14:val="none"/>
         </w:rPr>
-        <w:t>(</w:t>
-      </w:r>
-      <w:r>
-        <w:rPr>
-          <w:rFonts w:ascii="Calibri" w:eastAsia="Times New Roman" w:hAnsi="Calibri" w:cs="Calibri"/>
-          <w:color w:val="000000"/>
-          <w:kern w:val="0"/>
-          <w:lang w:eastAsia="pt-BR"/>
-          <w14:ligatures w14:val="none"/>
-        </w:rPr>
-        <w:t xml:space="preserve">   </w:t>
-      </w:r>
-      <w:r>
-        <w:rPr>
-          <w:rFonts w:ascii="Calibri" w:eastAsia="Times New Roman" w:hAnsi="Calibri" w:cs="Calibri"/>
-          <w:color w:val="000000"/>
-          <w:kern w:val="0"/>
-          <w:lang w:eastAsia="pt-BR"/>
-          <w14:ligatures w14:val="none"/>
-        </w:rPr>
-        <w:t>) NEGATIVO - Não houve êxito na localização de IPL ou procedimento diverso em relação aos dados pesquisados.</w:t>
+        <w:t>(   ) NEGATIVO - Não houve êxito na localização de IPL ou procedimento diverso em relação aos dados pesquisados.</w:t>
       </w:r>
     </w:p>
     <w:p>
@@ -1557,27 +1305,7 @@
           <w:lang w:eastAsia="pt-BR"/>
           <w14:ligatures w14:val="none"/>
         </w:rPr>
-        <w:t>(</w:t>
-      </w:r>
-      <w:r>
-        <w:rPr>
-          <w:rFonts w:ascii="Calibri" w:eastAsia="Times New Roman" w:hAnsi="Calibri" w:cs="Calibri"/>
-          <w:color w:val="000000"/>
-          <w:kern w:val="0"/>
-          <w:lang w:eastAsia="pt-BR"/>
-          <w14:ligatures w14:val="none"/>
-        </w:rPr>
-        <w:t xml:space="preserve">   </w:t>
-      </w:r>
-      <w:r>
-        <w:rPr>
-          <w:rFonts w:ascii="Calibri" w:eastAsia="Times New Roman" w:hAnsi="Calibri" w:cs="Calibri"/>
-          <w:color w:val="000000"/>
-          <w:kern w:val="0"/>
-          <w:lang w:eastAsia="pt-BR"/>
-          <w14:ligatures w14:val="none"/>
-        </w:rPr>
-        <w:t>) POSITIVO - Existe procedimento de polícia judiciária e/ou notícia de crime relacionada aos dados pesquisados:</w:t>
+        <w:t>(   ) POSITIVO - Existe procedimento de polícia judiciária e/ou notícia de crime relacionada aos dados pesquisados:</w:t>
       </w:r>
     </w:p>
     <w:p>
@@ -1626,27 +1354,7 @@
           <w14:ligatures w14:val="none"/>
         </w:rPr>
         <w:lastRenderedPageBreak/>
-        <w:t>(</w:t>
-      </w:r>
-      <w:r>
-        <w:rPr>
-          <w:rFonts w:ascii="Calibri" w:eastAsia="Times New Roman" w:hAnsi="Calibri" w:cs="Calibri"/>
-          <w:color w:val="000000"/>
-          <w:kern w:val="0"/>
-          <w:lang w:eastAsia="pt-BR"/>
-          <w14:ligatures w14:val="none"/>
-        </w:rPr>
-        <w:t xml:space="preserve">   </w:t>
-      </w:r>
-      <w:r>
-        <w:rPr>
-          <w:rFonts w:ascii="Calibri" w:eastAsia="Times New Roman" w:hAnsi="Calibri" w:cs="Calibri"/>
-          <w:color w:val="000000"/>
-          <w:kern w:val="0"/>
-          <w:lang w:eastAsia="pt-BR"/>
-          <w14:ligatures w14:val="none"/>
-        </w:rPr>
-        <w:t>)</w:t>
+        <w:t>(   )</w:t>
       </w:r>
       <w:r>
         <w:rPr>
@@ -1775,17 +1483,7 @@
           <w:lang w:eastAsia="pt-BR"/>
           <w14:ligatures w14:val="none"/>
         </w:rPr>
-        <w:t>Dados positivados</w:t>
-      </w:r>
-      <w:r>
-        <w:rPr>
-          <w:rFonts w:ascii="Calibri" w:eastAsia="Times New Roman" w:hAnsi="Calibri" w:cs="Calibri"/>
-          <w:color w:val="000000"/>
-          <w:kern w:val="0"/>
-          <w:lang w:eastAsia="pt-BR"/>
-          <w14:ligatures w14:val="none"/>
-        </w:rPr>
-        <w:t xml:space="preserve"> </w:t>
+        <w:t xml:space="preserve">Dados positivados </w:t>
       </w:r>
       <w:r>
         <w:rPr>
@@ -2869,17 +2567,7 @@
           <w:lang w:eastAsia="pt-BR"/>
           <w14:ligatures w14:val="none"/>
         </w:rPr>
-        <w:t> </w:t>
-      </w:r>
-      <w:r>
-        <w:rPr>
-          <w:rFonts w:ascii="Times New Roman" w:eastAsia="Times New Roman" w:hAnsi="Times New Roman" w:cs="Times New Roman"/>
-          <w:color w:val="000000"/>
-          <w:kern w:val="0"/>
-          <w:lang w:eastAsia="pt-BR"/>
-          <w14:ligatures w14:val="none"/>
-        </w:rPr>
-        <w:t>&lt;</w:t>
+        <w:t> &lt;</w:t>
       </w:r>
       <w:r>
         <w:rPr>
